--- a/Documentacao/ConnectDocumentacao.docx
+++ b/Documentacao/ConnectDocumentacao.docx
@@ -296,6 +296,370 @@
           <w:sz w:val="40"/>
           <w:szCs w:val="40"/>
         </w:rPr>
+        <w:t>Funcionalidades</w:t>
+      </w:r>
+    </w:p>
+    <w:p>
+      <w:pPr>
+        <w:pStyle w:val="PargrafodaLista"/>
+        <w:numPr>
+          <w:ilvl w:val="0"/>
+          <w:numId w:val="7"/>
+        </w:numPr>
+        <w:rPr>
+          <w:sz w:val="20"/>
+          <w:szCs w:val="20"/>
+        </w:rPr>
+      </w:pPr>
+      <w:r>
+        <w:rPr>
+          <w:sz w:val="20"/>
+          <w:szCs w:val="20"/>
+        </w:rPr>
+        <w:t>Cadastro de instituições</w:t>
+      </w:r>
+    </w:p>
+    <w:p>
+      <w:pPr>
+        <w:pStyle w:val="PargrafodaLista"/>
+        <w:numPr>
+          <w:ilvl w:val="0"/>
+          <w:numId w:val="7"/>
+        </w:numPr>
+        <w:rPr>
+          <w:sz w:val="20"/>
+          <w:szCs w:val="20"/>
+        </w:rPr>
+      </w:pPr>
+      <w:r>
+        <w:rPr>
+          <w:sz w:val="20"/>
+          <w:szCs w:val="20"/>
+        </w:rPr>
+        <w:t>Cadastro de voluntários</w:t>
+      </w:r>
+    </w:p>
+    <w:p>
+      <w:pPr>
+        <w:pStyle w:val="PargrafodaLista"/>
+        <w:numPr>
+          <w:ilvl w:val="0"/>
+          <w:numId w:val="7"/>
+        </w:numPr>
+        <w:rPr>
+          <w:sz w:val="20"/>
+          <w:szCs w:val="20"/>
+        </w:rPr>
+      </w:pPr>
+      <w:r>
+        <w:rPr>
+          <w:sz w:val="20"/>
+          <w:szCs w:val="20"/>
+        </w:rPr>
+        <w:t>Permitir as instituições criarem gerenciar ações seguintes campos:</w:t>
+      </w:r>
+    </w:p>
+    <w:p>
+      <w:pPr>
+        <w:pStyle w:val="PargrafodaLista"/>
+        <w:ind w:left="760"/>
+        <w:rPr>
+          <w:sz w:val="20"/>
+          <w:szCs w:val="20"/>
+        </w:rPr>
+      </w:pPr>
+      <w:r>
+        <w:rPr>
+          <w:sz w:val="20"/>
+          <w:szCs w:val="20"/>
+        </w:rPr>
+        <w:t xml:space="preserve">- </w:t>
+      </w:r>
+      <w:proofErr w:type="gramStart"/>
+      <w:r>
+        <w:rPr>
+          <w:sz w:val="20"/>
+          <w:szCs w:val="20"/>
+        </w:rPr>
+        <w:t>id</w:t>
+      </w:r>
+      <w:proofErr w:type="gramEnd"/>
+      <w:r>
+        <w:rPr>
+          <w:sz w:val="20"/>
+          <w:szCs w:val="20"/>
+        </w:rPr>
+        <w:t xml:space="preserve"> </w:t>
+      </w:r>
+    </w:p>
+    <w:p>
+      <w:pPr>
+        <w:pStyle w:val="PargrafodaLista"/>
+        <w:ind w:left="760"/>
+        <w:rPr>
+          <w:sz w:val="20"/>
+          <w:szCs w:val="20"/>
+        </w:rPr>
+      </w:pPr>
+      <w:r>
+        <w:rPr>
+          <w:sz w:val="20"/>
+          <w:szCs w:val="20"/>
+        </w:rPr>
+        <w:t xml:space="preserve">- </w:t>
+      </w:r>
+      <w:proofErr w:type="spellStart"/>
+      <w:proofErr w:type="gramStart"/>
+      <w:r>
+        <w:rPr>
+          <w:sz w:val="20"/>
+          <w:szCs w:val="20"/>
+        </w:rPr>
+        <w:t>nomeAção</w:t>
+      </w:r>
+      <w:proofErr w:type="spellEnd"/>
+      <w:proofErr w:type="gramEnd"/>
+    </w:p>
+    <w:p>
+      <w:pPr>
+        <w:pStyle w:val="PargrafodaLista"/>
+        <w:ind w:left="760"/>
+        <w:rPr>
+          <w:sz w:val="20"/>
+          <w:szCs w:val="20"/>
+        </w:rPr>
+      </w:pPr>
+      <w:r>
+        <w:rPr>
+          <w:sz w:val="20"/>
+          <w:szCs w:val="20"/>
+        </w:rPr>
+        <w:t xml:space="preserve">- </w:t>
+      </w:r>
+      <w:proofErr w:type="gramStart"/>
+      <w:r>
+        <w:rPr>
+          <w:sz w:val="20"/>
+          <w:szCs w:val="20"/>
+        </w:rPr>
+        <w:t>imagem</w:t>
+      </w:r>
+      <w:proofErr w:type="gramEnd"/>
+    </w:p>
+    <w:p>
+      <w:pPr>
+        <w:pStyle w:val="PargrafodaLista"/>
+        <w:ind w:left="760"/>
+        <w:rPr>
+          <w:sz w:val="20"/>
+          <w:szCs w:val="20"/>
+        </w:rPr>
+      </w:pPr>
+      <w:r>
+        <w:rPr>
+          <w:sz w:val="20"/>
+          <w:szCs w:val="20"/>
+        </w:rPr>
+        <w:t xml:space="preserve">- </w:t>
+      </w:r>
+      <w:proofErr w:type="gramStart"/>
+      <w:r>
+        <w:rPr>
+          <w:sz w:val="20"/>
+          <w:szCs w:val="20"/>
+        </w:rPr>
+        <w:t>emergência</w:t>
+      </w:r>
+      <w:proofErr w:type="gramEnd"/>
+      <w:r>
+        <w:rPr>
+          <w:sz w:val="20"/>
+          <w:szCs w:val="20"/>
+        </w:rPr>
+        <w:t>(</w:t>
+      </w:r>
+      <w:proofErr w:type="spellStart"/>
+      <w:r>
+        <w:rPr>
+          <w:sz w:val="20"/>
+          <w:szCs w:val="20"/>
+        </w:rPr>
+        <w:t>boleana</w:t>
+      </w:r>
+      <w:proofErr w:type="spellEnd"/>
+      <w:r>
+        <w:rPr>
+          <w:sz w:val="20"/>
+          <w:szCs w:val="20"/>
+        </w:rPr>
+        <w:t>)</w:t>
+      </w:r>
+    </w:p>
+    <w:p>
+      <w:pPr>
+        <w:pStyle w:val="PargrafodaLista"/>
+        <w:ind w:left="760"/>
+        <w:rPr>
+          <w:sz w:val="20"/>
+          <w:szCs w:val="20"/>
+        </w:rPr>
+      </w:pPr>
+      <w:r>
+        <w:rPr>
+          <w:sz w:val="20"/>
+          <w:szCs w:val="20"/>
+        </w:rPr>
+        <w:t xml:space="preserve">- </w:t>
+      </w:r>
+      <w:proofErr w:type="gramStart"/>
+      <w:r>
+        <w:rPr>
+          <w:sz w:val="20"/>
+          <w:szCs w:val="20"/>
+        </w:rPr>
+        <w:t>se</w:t>
+      </w:r>
+      <w:proofErr w:type="gramEnd"/>
+      <w:r>
+        <w:rPr>
+          <w:sz w:val="20"/>
+          <w:szCs w:val="20"/>
+        </w:rPr>
+        <w:t xml:space="preserve"> </w:t>
+      </w:r>
+      <w:proofErr w:type="spellStart"/>
+      <w:r>
+        <w:rPr>
+          <w:sz w:val="20"/>
+          <w:szCs w:val="20"/>
+        </w:rPr>
+        <w:t>boleana</w:t>
+      </w:r>
+      <w:proofErr w:type="spellEnd"/>
+      <w:r>
+        <w:rPr>
+          <w:sz w:val="20"/>
+          <w:szCs w:val="20"/>
+        </w:rPr>
+        <w:t xml:space="preserve"> for sim, ele precisa digitar a prioridade</w:t>
+      </w:r>
+    </w:p>
+    <w:p>
+      <w:pPr>
+        <w:pStyle w:val="PargrafodaLista"/>
+        <w:numPr>
+          <w:ilvl w:val="0"/>
+          <w:numId w:val="7"/>
+        </w:numPr>
+        <w:rPr>
+          <w:sz w:val="20"/>
+          <w:szCs w:val="20"/>
+        </w:rPr>
+      </w:pPr>
+      <w:r>
+        <w:rPr>
+          <w:sz w:val="20"/>
+          <w:szCs w:val="20"/>
+        </w:rPr>
+        <w:t xml:space="preserve">Permitir o usuário se conectar com uma instituição como se fosse um match do </w:t>
+      </w:r>
+      <w:proofErr w:type="spellStart"/>
+      <w:r>
+        <w:rPr>
+          <w:sz w:val="20"/>
+          <w:szCs w:val="20"/>
+        </w:rPr>
+        <w:t>tinder</w:t>
+      </w:r>
+      <w:proofErr w:type="spellEnd"/>
+      <w:r>
+        <w:rPr>
+          <w:sz w:val="20"/>
+          <w:szCs w:val="20"/>
+        </w:rPr>
+        <w:t xml:space="preserve"> ou seguir no insta</w:t>
+      </w:r>
+    </w:p>
+    <w:p>
+      <w:pPr>
+        <w:pStyle w:val="PargrafodaLista"/>
+        <w:numPr>
+          <w:ilvl w:val="0"/>
+          <w:numId w:val="7"/>
+        </w:numPr>
+        <w:rPr>
+          <w:sz w:val="20"/>
+          <w:szCs w:val="20"/>
+        </w:rPr>
+      </w:pPr>
+      <w:r>
+        <w:rPr>
+          <w:sz w:val="20"/>
+          <w:szCs w:val="20"/>
+        </w:rPr>
+        <w:t xml:space="preserve">Integrar com o agente da </w:t>
+      </w:r>
+      <w:proofErr w:type="spellStart"/>
+      <w:r>
+        <w:rPr>
+          <w:sz w:val="20"/>
+          <w:szCs w:val="20"/>
+        </w:rPr>
+        <w:t>ibm</w:t>
+      </w:r>
+      <w:proofErr w:type="spellEnd"/>
+    </w:p>
+    <w:p>
+      <w:pPr>
+        <w:pStyle w:val="PargrafodaLista"/>
+        <w:numPr>
+          <w:ilvl w:val="0"/>
+          <w:numId w:val="7"/>
+        </w:numPr>
+        <w:rPr>
+          <w:sz w:val="20"/>
+          <w:szCs w:val="20"/>
+        </w:rPr>
+      </w:pPr>
+      <w:r>
+        <w:rPr>
+          <w:sz w:val="20"/>
+          <w:szCs w:val="20"/>
+        </w:rPr>
+        <w:t>Permitir o usuários se inscrever em ações com recomendação d</w:t>
+      </w:r>
+      <w:r>
+        <w:rPr>
+          <w:sz w:val="20"/>
+          <w:szCs w:val="20"/>
+        </w:rPr>
+        <w:t>a IA</w:t>
+      </w:r>
+    </w:p>
+    <w:p>
+      <w:pPr>
+        <w:rPr>
+          <w:sz w:val="20"/>
+          <w:szCs w:val="20"/>
+        </w:rPr>
+      </w:pPr>
+    </w:p>
+    <w:p>
+      <w:pPr>
+        <w:rPr>
+          <w:b/>
+          <w:bCs/>
+          <w:sz w:val="40"/>
+          <w:szCs w:val="40"/>
+        </w:rPr>
+      </w:pPr>
+      <w:r>
+        <w:rPr>
+          <w:b/>
+          <w:bCs/>
+          <w:sz w:val="40"/>
+          <w:szCs w:val="40"/>
+        </w:rPr>
         <w:t>Requisitos funcionais</w:t>
       </w:r>
     </w:p>
@@ -351,6 +715,7 @@
           <w:sz w:val="20"/>
           <w:szCs w:val="20"/>
         </w:rPr>
+        <w:lastRenderedPageBreak/>
         <w:t>Instuição</w:t>
       </w:r>
       <w:proofErr w:type="spellEnd"/>
@@ -705,7 +1070,6 @@
           <w:sz w:val="20"/>
           <w:szCs w:val="20"/>
         </w:rPr>
-        <w:lastRenderedPageBreak/>
         <w:t xml:space="preserve">tela do chat </w:t>
       </w:r>
       <w:proofErr w:type="spellStart"/>
@@ -873,6 +1237,92 @@
     </w:lvl>
   </w:abstractNum>
   <w:abstractNum w:abstractNumId="1" w15:restartNumberingAfterBreak="0">
+    <w:nsid w:val="11661ECC"/>
+    <w:multiLevelType w:val="hybridMultilevel"/>
+    <w:tmpl w:val="D87A43DE"/>
+    <w:lvl w:ilvl="0" w:tplc="FFFFFFFF">
+      <w:start w:val="1"/>
+      <w:numFmt w:val="decimal"/>
+      <w:lvlText w:val="%1."/>
+      <w:lvlJc w:val="left"/>
+      <w:pPr>
+        <w:ind w:left="760" w:hanging="360"/>
+      </w:pPr>
+    </w:lvl>
+    <w:lvl w:ilvl="1" w:tplc="FFFFFFFF" w:tentative="1">
+      <w:start w:val="1"/>
+      <w:numFmt w:val="lowerLetter"/>
+      <w:lvlText w:val="%2."/>
+      <w:lvlJc w:val="left"/>
+      <w:pPr>
+        <w:ind w:left="1480" w:hanging="360"/>
+      </w:pPr>
+    </w:lvl>
+    <w:lvl w:ilvl="2" w:tplc="FFFFFFFF" w:tentative="1">
+      <w:start w:val="1"/>
+      <w:numFmt w:val="lowerRoman"/>
+      <w:lvlText w:val="%3."/>
+      <w:lvlJc w:val="right"/>
+      <w:pPr>
+        <w:ind w:left="2200" w:hanging="180"/>
+      </w:pPr>
+    </w:lvl>
+    <w:lvl w:ilvl="3" w:tplc="FFFFFFFF" w:tentative="1">
+      <w:start w:val="1"/>
+      <w:numFmt w:val="decimal"/>
+      <w:lvlText w:val="%4."/>
+      <w:lvlJc w:val="left"/>
+      <w:pPr>
+        <w:ind w:left="2920" w:hanging="360"/>
+      </w:pPr>
+    </w:lvl>
+    <w:lvl w:ilvl="4" w:tplc="FFFFFFFF" w:tentative="1">
+      <w:start w:val="1"/>
+      <w:numFmt w:val="lowerLetter"/>
+      <w:lvlText w:val="%5."/>
+      <w:lvlJc w:val="left"/>
+      <w:pPr>
+        <w:ind w:left="3640" w:hanging="360"/>
+      </w:pPr>
+    </w:lvl>
+    <w:lvl w:ilvl="5" w:tplc="FFFFFFFF" w:tentative="1">
+      <w:start w:val="1"/>
+      <w:numFmt w:val="lowerRoman"/>
+      <w:lvlText w:val="%6."/>
+      <w:lvlJc w:val="right"/>
+      <w:pPr>
+        <w:ind w:left="4360" w:hanging="180"/>
+      </w:pPr>
+    </w:lvl>
+    <w:lvl w:ilvl="6" w:tplc="FFFFFFFF" w:tentative="1">
+      <w:start w:val="1"/>
+      <w:numFmt w:val="decimal"/>
+      <w:lvlText w:val="%7."/>
+      <w:lvlJc w:val="left"/>
+      <w:pPr>
+        <w:ind w:left="5080" w:hanging="360"/>
+      </w:pPr>
+    </w:lvl>
+    <w:lvl w:ilvl="7" w:tplc="FFFFFFFF" w:tentative="1">
+      <w:start w:val="1"/>
+      <w:numFmt w:val="lowerLetter"/>
+      <w:lvlText w:val="%8."/>
+      <w:lvlJc w:val="left"/>
+      <w:pPr>
+        <w:ind w:left="5800" w:hanging="360"/>
+      </w:pPr>
+    </w:lvl>
+    <w:lvl w:ilvl="8" w:tplc="FFFFFFFF" w:tentative="1">
+      <w:start w:val="1"/>
+      <w:numFmt w:val="lowerRoman"/>
+      <w:lvlText w:val="%9."/>
+      <w:lvlJc w:val="right"/>
+      <w:pPr>
+        <w:ind w:left="6520" w:hanging="180"/>
+      </w:pPr>
+    </w:lvl>
+  </w:abstractNum>
+  <w:abstractNum w:abstractNumId="2" w15:restartNumberingAfterBreak="0">
     <w:nsid w:val="135B3204"/>
     <w:multiLevelType w:val="hybridMultilevel"/>
     <w:tmpl w:val="18B2DCDE"/>
@@ -985,7 +1435,7 @@
       </w:rPr>
     </w:lvl>
   </w:abstractNum>
-  <w:abstractNum w:abstractNumId="2" w15:restartNumberingAfterBreak="0">
+  <w:abstractNum w:abstractNumId="3" w15:restartNumberingAfterBreak="0">
     <w:nsid w:val="25C664B6"/>
     <w:multiLevelType w:val="hybridMultilevel"/>
     <w:tmpl w:val="D87A43DE"/>
@@ -1071,7 +1521,7 @@
       </w:pPr>
     </w:lvl>
   </w:abstractNum>
-  <w:abstractNum w:abstractNumId="3" w15:restartNumberingAfterBreak="0">
+  <w:abstractNum w:abstractNumId="4" w15:restartNumberingAfterBreak="0">
     <w:nsid w:val="340146A7"/>
     <w:multiLevelType w:val="hybridMultilevel"/>
     <w:tmpl w:val="D87A43DE"/>
@@ -1157,7 +1607,7 @@
       </w:pPr>
     </w:lvl>
   </w:abstractNum>
-  <w:abstractNum w:abstractNumId="4" w15:restartNumberingAfterBreak="0">
+  <w:abstractNum w:abstractNumId="5" w15:restartNumberingAfterBreak="0">
     <w:nsid w:val="3CFC42EB"/>
     <w:multiLevelType w:val="hybridMultilevel"/>
     <w:tmpl w:val="D87A43DE"/>
@@ -1243,7 +1693,7 @@
       </w:pPr>
     </w:lvl>
   </w:abstractNum>
-  <w:abstractNum w:abstractNumId="5" w15:restartNumberingAfterBreak="0">
+  <w:abstractNum w:abstractNumId="6" w15:restartNumberingAfterBreak="0">
     <w:nsid w:val="6DED62CD"/>
     <w:multiLevelType w:val="hybridMultilevel"/>
     <w:tmpl w:val="76EE2BCE"/>
@@ -1357,21 +1807,24 @@
     </w:lvl>
   </w:abstractNum>
   <w:num w:numId="1" w16cid:durableId="1196120381">
+    <w:abstractNumId w:val="5"/>
+  </w:num>
+  <w:num w:numId="2" w16cid:durableId="1003126732">
     <w:abstractNumId w:val="4"/>
   </w:num>
-  <w:num w:numId="2" w16cid:durableId="1003126732">
+  <w:num w:numId="3" w16cid:durableId="1876843743">
     <w:abstractNumId w:val="3"/>
-  </w:num>
-  <w:num w:numId="3" w16cid:durableId="1876843743">
-    <w:abstractNumId w:val="2"/>
   </w:num>
   <w:num w:numId="4" w16cid:durableId="556742806">
     <w:abstractNumId w:val="0"/>
   </w:num>
   <w:num w:numId="5" w16cid:durableId="211355237">
-    <w:abstractNumId w:val="5"/>
+    <w:abstractNumId w:val="6"/>
   </w:num>
   <w:num w:numId="6" w16cid:durableId="318074820">
+    <w:abstractNumId w:val="2"/>
+  </w:num>
+  <w:num w:numId="7" w16cid:durableId="934897263">
     <w:abstractNumId w:val="1"/>
   </w:num>
 </w:numbering>

--- a/Documentacao/ConnectDocumentacao.docx
+++ b/Documentacao/ConnectDocumentacao.docx
@@ -634,6 +634,13 @@
           <w:szCs w:val="20"/>
         </w:rPr>
         <w:t>a IA</w:t>
+      </w:r>
+      <w:r>
+        <w:rPr>
+          <w:sz w:val="20"/>
+          <w:szCs w:val="20"/>
+        </w:rPr>
+        <w:t>.</w:t>
       </w:r>
     </w:p>
     <w:p>
